--- a/RAC/17장/17장_실습문제_추가서술형.docx
+++ b/RAC/17장/17장_실습문제_추가서술형.docx
@@ -69,7 +69,21 @@
           <w:rFonts w:ascii="맑은 고딕" w:hAnsi="맑은 고딕" w:eastAsia="맑은 고딕"/>
           <w:sz w:val="21"/>
         </w:rPr>
-        <w:t>[추가-02] ARCHIVELOG 전환 절차를 순서대로 쓰고 각 단계의 실측 소요 시간을 밝히라. `cluster_database=FALSE` 가 필요 없는 이유도 함께 쓴다.</w:t>
+        <w:t xml:space="preserve">[추가-02] ARCHIVELOG 전환 절차를 순서대로 쓰고 각 단계의 실측 소요 시간을 밝히라. </w:t>
+      </w:r>
+      <w:r>
+        <w:rPr>
+          <w:rFonts w:ascii="Consolas" w:hAnsi="Consolas" w:eastAsia="Consolas" w:cs="Consolas"/>
+          <w:sz w:val="20"/>
+        </w:rPr>
+        <w:t xml:space="preserve">cluster_database=FALSE</w:t>
+      </w:r>
+      <w:r>
+        <w:rPr>
+          <w:rFonts w:ascii="맑은 고딕" w:hAnsi="맑은 고딕" w:eastAsia="맑은 고딕"/>
+          <w:sz w:val="21"/>
+        </w:rPr>
+        <w:t xml:space="preserve"> 가 필요 없는 이유도 함께 쓴다.</w:t>
       </w:r>
     </w:p>
     <w:p>
@@ -96,7 +110,35 @@
           <w:rFonts w:ascii="맑은 고딕" w:hAnsi="맑은 고딕" w:eastAsia="맑은 고딕"/>
           <w:sz w:val="21"/>
         </w:rPr>
-        <w:t>[추가-03] `log_archive_format` 의 `%t` 가 RAC 에서 왜 필수인지 설명하고, ASM 과 파일시스템에서 아카이브 이름이 어떻게 다르게 나타나는지 쓰라.</w:t>
+        <w:t xml:space="preserve">[추가-03] </w:t>
+      </w:r>
+      <w:r>
+        <w:rPr>
+          <w:rFonts w:ascii="Consolas" w:hAnsi="Consolas" w:eastAsia="Consolas" w:cs="Consolas"/>
+          <w:sz w:val="20"/>
+        </w:rPr>
+        <w:t xml:space="preserve">log_archive_format</w:t>
+      </w:r>
+      <w:r>
+        <w:rPr>
+          <w:rFonts w:ascii="맑은 고딕" w:hAnsi="맑은 고딕" w:eastAsia="맑은 고딕"/>
+          <w:sz w:val="21"/>
+        </w:rPr>
+        <w:t xml:space="preserve"> 의 </w:t>
+      </w:r>
+      <w:r>
+        <w:rPr>
+          <w:rFonts w:ascii="Consolas" w:hAnsi="Consolas" w:eastAsia="Consolas" w:cs="Consolas"/>
+          <w:sz w:val="20"/>
+        </w:rPr>
+        <w:t xml:space="preserve">%t</w:t>
+      </w:r>
+      <w:r>
+        <w:rPr>
+          <w:rFonts w:ascii="맑은 고딕" w:hAnsi="맑은 고딕" w:eastAsia="맑은 고딕"/>
+          <w:sz w:val="21"/>
+        </w:rPr>
+        <w:t xml:space="preserve"> 가 RAC 에서 왜 필수인지 설명하고, ASM 과 파일시스템에서 아카이브 이름이 어떻게 다르게 나타나는지 쓰라.</w:t>
       </w:r>
     </w:p>
     <w:p>
@@ -150,7 +192,21 @@
           <w:rFonts w:ascii="맑은 고딕" w:hAnsi="맑은 고딕" w:eastAsia="맑은 고딕"/>
           <w:sz w:val="21"/>
         </w:rPr>
-        <w:t>[추가-05] `log_archive_dest_1=''` 로 되돌렸을 때 일어난 일과 그 원인을 설명하고, 올바른 되돌리기 방법을 경우별로 쓰라.</w:t>
+        <w:t xml:space="preserve">[추가-05] </w:t>
+      </w:r>
+      <w:r>
+        <w:rPr>
+          <w:rFonts w:ascii="Consolas" w:hAnsi="Consolas" w:eastAsia="Consolas" w:cs="Consolas"/>
+          <w:sz w:val="20"/>
+        </w:rPr>
+        <w:t xml:space="preserve">log_archive_dest_1=''</w:t>
+      </w:r>
+      <w:r>
+        <w:rPr>
+          <w:rFonts w:ascii="맑은 고딕" w:hAnsi="맑은 고딕" w:eastAsia="맑은 고딕"/>
+          <w:sz w:val="21"/>
+        </w:rPr>
+        <w:t xml:space="preserve"> 로 되돌렸을 때 일어난 일과 그 원인을 설명하고, 올바른 되돌리기 방법을 경우별로 쓰라.</w:t>
       </w:r>
     </w:p>
     <w:p>
@@ -266,7 +322,21 @@
           <w:rFonts w:ascii="맑은 고딕" w:hAnsi="맑은 고딕" w:eastAsia="맑은 고딕"/>
           <w:sz w:val="21"/>
         </w:rPr>
-        <w:t>[추가-09] 한 인스턴스가 아카이브를 만들지 못해 멈추려 한다. `GV$ARCHIVE_DEST` 의 STATUS 가 INACTIVE 다. 원인과 조치를 쓰라.</w:t>
+        <w:t xml:space="preserve">[추가-09] 한 인스턴스가 아카이브를 만들지 못해 멈추려 한다. </w:t>
+      </w:r>
+      <w:r>
+        <w:rPr>
+          <w:rFonts w:ascii="Consolas" w:hAnsi="Consolas" w:eastAsia="Consolas" w:cs="Consolas"/>
+          <w:sz w:val="20"/>
+        </w:rPr>
+        <w:t xml:space="preserve">GV$ARCHIVE_DEST</w:t>
+      </w:r>
+      <w:r>
+        <w:rPr>
+          <w:rFonts w:ascii="맑은 고딕" w:hAnsi="맑은 고딕" w:eastAsia="맑은 고딕"/>
+          <w:sz w:val="21"/>
+        </w:rPr>
+        <w:t xml:space="preserve"> 의 STATUS 가 INACTIVE 다. 원인과 조치를 쓰라.</w:t>
       </w:r>
     </w:p>
     <w:p>
@@ -293,7 +363,21 @@
           <w:rFonts w:ascii="맑은 고딕" w:hAnsi="맑은 고딕" w:eastAsia="맑은 고딕"/>
           <w:sz w:val="21"/>
         </w:rPr>
-        <w:t>[추가-10] rac1 에서 만든 백업으로 rac2 에서 `restore database validate` 를 돌렸더니 일부가 실패한다. 원인 후보와 확인 순서, 조치를 쓰라.</w:t>
+        <w:t xml:space="preserve">[추가-10] rac1 에서 만든 백업으로 rac2 에서 </w:t>
+      </w:r>
+      <w:r>
+        <w:rPr>
+          <w:rFonts w:ascii="Consolas" w:hAnsi="Consolas" w:eastAsia="Consolas" w:cs="Consolas"/>
+          <w:sz w:val="20"/>
+        </w:rPr>
+        <w:t xml:space="preserve">restore database validate</w:t>
+      </w:r>
+      <w:r>
+        <w:rPr>
+          <w:rFonts w:ascii="맑은 고딕" w:hAnsi="맑은 고딕" w:eastAsia="맑은 고딕"/>
+          <w:sz w:val="21"/>
+        </w:rPr>
+        <w:t xml:space="preserve"> 를 돌렸더니 일부가 실패한다. 원인 후보와 확인 순서, 조치를 쓰라.</w:t>
       </w:r>
     </w:p>
     <w:p>
@@ -347,7 +431,21 @@
           <w:rFonts w:ascii="맑은 고딕" w:hAnsi="맑은 고딕" w:eastAsia="맑은 고딕"/>
           <w:sz w:val="21"/>
         </w:rPr>
-        <w:t>[추가-12] FRA 사용률이 계속 오르고 `SPACE_RECLAIMABLE` 은 0 이다. 원인 후보와 조치를 쓰고, 방치하면 무슨 일이 생기는지 밝히라.</w:t>
+        <w:t xml:space="preserve">[추가-12] FRA 사용률이 계속 오르고 </w:t>
+      </w:r>
+      <w:r>
+        <w:rPr>
+          <w:rFonts w:ascii="Consolas" w:hAnsi="Consolas" w:eastAsia="Consolas" w:cs="Consolas"/>
+          <w:sz w:val="20"/>
+        </w:rPr>
+        <w:t xml:space="preserve">SPACE_RECLAIMABLE</w:t>
+      </w:r>
+      <w:r>
+        <w:rPr>
+          <w:rFonts w:ascii="맑은 고딕" w:hAnsi="맑은 고딕" w:eastAsia="맑은 고딕"/>
+          <w:sz w:val="21"/>
+        </w:rPr>
+        <w:t xml:space="preserve"> 은 0 이다. 원인 후보와 조치를 쓰고, 방치하면 무슨 일이 생기는지 밝히라.</w:t>
       </w:r>
     </w:p>
     <w:p>
